--- a/exports/Reubicacion_muebles_A-Z_20260722.docx
+++ b/exports/Reubicacion_muebles_A-Z_20260722.docx
@@ -28,7 +28,7 @@
           <w:sz w:val="18"/>
           <w:szCs w:val="18"/>
         </w:rPr>
-        <w:t>Generado: 22/7/2026, 12:49:41 p.m. · Solo estantes A–Z (Mostrador y BANDAS excluidos).</w:t>
+        <w:t>Generado: 22/7/2026, 1:04:31 p.m. · Solo estantes A–Z (Mostrador y BANDAS excluidos).</w:t>
       </w:r>
     </w:p>
     <w:p>
@@ -126,7 +126,7 @@
       </w:pPr>
       <w:r>
         <w:rPr/>
-        <w:t>REFRIGERACION: 11</w:t>
+        <w:t>REFRIGERACION: 6</w:t>
       </w:r>
     </w:p>
     <w:p>
@@ -136,17 +136,7 @@
       </w:pPr>
       <w:r>
         <w:rPr/>
-        <w:t>LAVADORAS: 7</w:t>
-      </w:r>
-    </w:p>
-    <w:p>
-      <w:pPr>
-        <w:pStyle w:val="Normal"/>
-        <w:rPr/>
-      </w:pPr>
-      <w:r>
-        <w:rPr/>
-        <w:t>SECADORAS: 1</w:t>
+        <w:t>LAVADORAS: 3</w:t>
       </w:r>
     </w:p>
     <w:p>
@@ -443,7 +433,7 @@
                 <w:sz w:val="16"/>
                 <w:szCs w:val="16"/>
               </w:rPr>
-              <w:t>40801</w:t>
+              <w:t>1764</w:t>
             </w:r>
           </w:p>
         </w:tc>
@@ -470,34 +460,34 @@
                 <w:sz w:val="16"/>
                 <w:szCs w:val="16"/>
               </w:rPr>
-              <w:t>RESISTENCIA BLINDADA REF. LG,SM,LG 52 CMS 60128-0023300-00</w:t>
-            </w:r>
-          </w:p>
-        </w:tc>
-        <w:tc>
-          <w:tcPr>
-            <w:tcW w:w="1400" w:type="dxa"/>
-            <w:tcBorders>
-              <w:top w:val="single" w:sz="4" w:space="0" w:color="CCCCCC"/>
-              <w:start w:val="single" w:sz="4" w:space="0" w:color="CCCCCC"/>
-              <w:bottom w:val="single" w:sz="4" w:space="0" w:color="CCCCCC"/>
-              <w:end w:val="single" w:sz="4" w:space="0" w:color="CCCCCC"/>
-            </w:tcBorders>
-          </w:tcPr>
-          <w:p>
-            <w:pPr>
-              <w:pStyle w:val="Normal"/>
-              <w:rPr/>
-            </w:pPr>
-            <w:r>
-              <w:rPr>
-                <w:b w:val="false"/>
-                <w:bCs w:val="false"/>
-                <w:color w:val="000000"/>
-                <w:sz w:val="16"/>
-                <w:szCs w:val="16"/>
-              </w:rPr>
-              <w:t>R1</w:t>
+              <w:t>PERILLA SEC MABE BLANCA/GRIS ORG 253C1252G004</w:t>
+            </w:r>
+          </w:p>
+        </w:tc>
+        <w:tc>
+          <w:tcPr>
+            <w:tcW w:w="1400" w:type="dxa"/>
+            <w:tcBorders>
+              <w:top w:val="single" w:sz="4" w:space="0" w:color="CCCCCC"/>
+              <w:start w:val="single" w:sz="4" w:space="0" w:color="CCCCCC"/>
+              <w:bottom w:val="single" w:sz="4" w:space="0" w:color="CCCCCC"/>
+              <w:end w:val="single" w:sz="4" w:space="0" w:color="CCCCCC"/>
+            </w:tcBorders>
+          </w:tcPr>
+          <w:p>
+            <w:pPr>
+              <w:pStyle w:val="Normal"/>
+              <w:rPr/>
+            </w:pPr>
+            <w:r>
+              <w:rPr>
+                <w:b w:val="false"/>
+                <w:bCs w:val="false"/>
+                <w:color w:val="000000"/>
+                <w:sz w:val="16"/>
+                <w:szCs w:val="16"/>
+              </w:rPr>
+              <w:t>Ñ1</w:t>
             </w:r>
           </w:p>
         </w:tc>
@@ -554,7 +544,7 @@
                 <w:sz w:val="16"/>
                 <w:szCs w:val="16"/>
               </w:rPr>
-              <w:t>1171</w:t>
+              <w:t>W11454741</w:t>
             </w:r>
           </w:p>
         </w:tc>
@@ -581,34 +571,34 @@
                 <w:sz w:val="16"/>
                 <w:szCs w:val="16"/>
               </w:rPr>
-              <w:t>TARJETA DISPLAY MABE SIRUS NUEVO WR01F02537</w:t>
-            </w:r>
-          </w:p>
-        </w:tc>
-        <w:tc>
-          <w:tcPr>
-            <w:tcW w:w="1400" w:type="dxa"/>
-            <w:tcBorders>
-              <w:top w:val="single" w:sz="4" w:space="0" w:color="CCCCCC"/>
-              <w:start w:val="single" w:sz="4" w:space="0" w:color="CCCCCC"/>
-              <w:bottom w:val="single" w:sz="4" w:space="0" w:color="CCCCCC"/>
-              <w:end w:val="single" w:sz="4" w:space="0" w:color="CCCCCC"/>
-            </w:tcBorders>
-          </w:tcPr>
-          <w:p>
-            <w:pPr>
-              <w:pStyle w:val="Normal"/>
-              <w:rPr/>
-            </w:pPr>
-            <w:r>
-              <w:rPr>
-                <w:b w:val="false"/>
-                <w:bCs w:val="false"/>
-                <w:color w:val="000000"/>
-                <w:sz w:val="16"/>
-                <w:szCs w:val="16"/>
-              </w:rPr>
-              <w:t>V2</w:t>
+              <w:t>TRANSMISION FLECHA LARGA WH. ORG. W11454741</w:t>
+            </w:r>
+          </w:p>
+        </w:tc>
+        <w:tc>
+          <w:tcPr>
+            <w:tcW w:w="1400" w:type="dxa"/>
+            <w:tcBorders>
+              <w:top w:val="single" w:sz="4" w:space="0" w:color="CCCCCC"/>
+              <w:start w:val="single" w:sz="4" w:space="0" w:color="CCCCCC"/>
+              <w:bottom w:val="single" w:sz="4" w:space="0" w:color="CCCCCC"/>
+              <w:end w:val="single" w:sz="4" w:space="0" w:color="CCCCCC"/>
+            </w:tcBorders>
+          </w:tcPr>
+          <w:p>
+            <w:pPr>
+              <w:pStyle w:val="Normal"/>
+              <w:rPr/>
+            </w:pPr>
+            <w:r>
+              <w:rPr>
+                <w:b w:val="false"/>
+                <w:bCs w:val="false"/>
+                <w:color w:val="000000"/>
+                <w:sz w:val="16"/>
+                <w:szCs w:val="16"/>
+              </w:rPr>
+              <w:t>Z</w:t>
             </w:r>
           </w:p>
         </w:tc>
@@ -665,7 +655,7 @@
                 <w:sz w:val="16"/>
                 <w:szCs w:val="16"/>
               </w:rPr>
-              <w:t>1602</w:t>
+              <w:t>1794</w:t>
             </w:r>
           </w:p>
         </w:tc>
@@ -692,34 +682,34 @@
                 <w:sz w:val="16"/>
                 <w:szCs w:val="16"/>
               </w:rPr>
-              <w:t>SELECTOR REF MABE WR01F04364 / 238C4974G001</w:t>
-            </w:r>
-          </w:p>
-        </w:tc>
-        <w:tc>
-          <w:tcPr>
-            <w:tcW w:w="1400" w:type="dxa"/>
-            <w:tcBorders>
-              <w:top w:val="single" w:sz="4" w:space="0" w:color="CCCCCC"/>
-              <w:start w:val="single" w:sz="4" w:space="0" w:color="CCCCCC"/>
-              <w:bottom w:val="single" w:sz="4" w:space="0" w:color="CCCCCC"/>
-              <w:end w:val="single" w:sz="4" w:space="0" w:color="CCCCCC"/>
-            </w:tcBorders>
-          </w:tcPr>
-          <w:p>
-            <w:pPr>
-              <w:pStyle w:val="Normal"/>
-              <w:rPr/>
-            </w:pPr>
-            <w:r>
-              <w:rPr>
-                <w:b w:val="false"/>
-                <w:bCs w:val="false"/>
-                <w:color w:val="000000"/>
-                <w:sz w:val="16"/>
-                <w:szCs w:val="16"/>
-              </w:rPr>
-              <w:t>V2</w:t>
+              <w:t>METRO PERFIL DOBLE NEGRO</w:t>
+            </w:r>
+          </w:p>
+        </w:tc>
+        <w:tc>
+          <w:tcPr>
+            <w:tcW w:w="1400" w:type="dxa"/>
+            <w:tcBorders>
+              <w:top w:val="single" w:sz="4" w:space="0" w:color="CCCCCC"/>
+              <w:start w:val="single" w:sz="4" w:space="0" w:color="CCCCCC"/>
+              <w:bottom w:val="single" w:sz="4" w:space="0" w:color="CCCCCC"/>
+              <w:end w:val="single" w:sz="4" w:space="0" w:color="CCCCCC"/>
+            </w:tcBorders>
+          </w:tcPr>
+          <w:p>
+            <w:pPr>
+              <w:pStyle w:val="Normal"/>
+              <w:rPr/>
+            </w:pPr>
+            <w:r>
+              <w:rPr>
+                <w:b w:val="false"/>
+                <w:bCs w:val="false"/>
+                <w:color w:val="000000"/>
+                <w:sz w:val="16"/>
+                <w:szCs w:val="16"/>
+              </w:rPr>
+              <w:t>P3</w:t>
             </w:r>
           </w:p>
         </w:tc>
@@ -746,7 +736,7 @@
                 <w:sz w:val="16"/>
                 <w:szCs w:val="16"/>
               </w:rPr>
-              <w:t>E1</w:t>
+              <w:t>U6</w:t>
             </w:r>
           </w:p>
         </w:tc>
@@ -776,7 +766,7 @@
                 <w:sz w:val="16"/>
                 <w:szCs w:val="16"/>
               </w:rPr>
-              <w:t>1545</w:t>
+              <w:t>2265</w:t>
             </w:r>
           </w:p>
         </w:tc>
@@ -803,34 +793,34 @@
                 <w:sz w:val="16"/>
                 <w:szCs w:val="16"/>
               </w:rPr>
-              <w:t>MOTOR ESQUELETO FLECHA LARGA</w:t>
-            </w:r>
-          </w:p>
-        </w:tc>
-        <w:tc>
-          <w:tcPr>
-            <w:tcW w:w="1400" w:type="dxa"/>
-            <w:tcBorders>
-              <w:top w:val="single" w:sz="4" w:space="0" w:color="CCCCCC"/>
-              <w:start w:val="single" w:sz="4" w:space="0" w:color="CCCCCC"/>
-              <w:bottom w:val="single" w:sz="4" w:space="0" w:color="CCCCCC"/>
-              <w:end w:val="single" w:sz="4" w:space="0" w:color="CCCCCC"/>
-            </w:tcBorders>
-          </w:tcPr>
-          <w:p>
-            <w:pPr>
-              <w:pStyle w:val="Normal"/>
-              <w:rPr/>
-            </w:pPr>
-            <w:r>
-              <w:rPr>
-                <w:b w:val="false"/>
-                <w:bCs w:val="false"/>
-                <w:color w:val="000000"/>
-                <w:sz w:val="16"/>
-                <w:szCs w:val="16"/>
-              </w:rPr>
-              <w:t>W2</w:t>
+              <w:t>PERIL ARPON NEGRO CENTRAL</w:t>
+            </w:r>
+          </w:p>
+        </w:tc>
+        <w:tc>
+          <w:tcPr>
+            <w:tcW w:w="1400" w:type="dxa"/>
+            <w:tcBorders>
+              <w:top w:val="single" w:sz="4" w:space="0" w:color="CCCCCC"/>
+              <w:start w:val="single" w:sz="4" w:space="0" w:color="CCCCCC"/>
+              <w:bottom w:val="single" w:sz="4" w:space="0" w:color="CCCCCC"/>
+              <w:end w:val="single" w:sz="4" w:space="0" w:color="CCCCCC"/>
+            </w:tcBorders>
+          </w:tcPr>
+          <w:p>
+            <w:pPr>
+              <w:pStyle w:val="Normal"/>
+              <w:rPr/>
+            </w:pPr>
+            <w:r>
+              <w:rPr>
+                <w:b w:val="false"/>
+                <w:bCs w:val="false"/>
+                <w:color w:val="000000"/>
+                <w:sz w:val="16"/>
+                <w:szCs w:val="16"/>
+              </w:rPr>
+              <w:t>P3</w:t>
             </w:r>
           </w:p>
         </w:tc>
@@ -857,7 +847,7 @@
                 <w:sz w:val="16"/>
                 <w:szCs w:val="16"/>
               </w:rPr>
-              <w:t>E5</w:t>
+              <w:t>V3</w:t>
             </w:r>
           </w:p>
         </w:tc>
@@ -887,7 +877,7 @@
                 <w:sz w:val="16"/>
                 <w:szCs w:val="16"/>
               </w:rPr>
-              <w:t>1545</w:t>
+              <w:t>95</w:t>
             </w:r>
           </w:p>
         </w:tc>
@@ -914,34 +904,34 @@
                 <w:sz w:val="16"/>
                 <w:szCs w:val="16"/>
               </w:rPr>
-              <w:t>MOTOR ESQUELETO FLECHA LARGA</w:t>
-            </w:r>
-          </w:p>
-        </w:tc>
-        <w:tc>
-          <w:tcPr>
-            <w:tcW w:w="1400" w:type="dxa"/>
-            <w:tcBorders>
-              <w:top w:val="single" w:sz="4" w:space="0" w:color="CCCCCC"/>
-              <w:start w:val="single" w:sz="4" w:space="0" w:color="CCCCCC"/>
-              <w:bottom w:val="single" w:sz="4" w:space="0" w:color="CCCCCC"/>
-              <w:end w:val="single" w:sz="4" w:space="0" w:color="CCCCCC"/>
-            </w:tcBorders>
-          </w:tcPr>
-          <w:p>
-            <w:pPr>
-              <w:pStyle w:val="Normal"/>
-              <w:rPr/>
-            </w:pPr>
-            <w:r>
-              <w:rPr>
-                <w:b w:val="false"/>
-                <w:bCs w:val="false"/>
-                <w:color w:val="000000"/>
-                <w:sz w:val="16"/>
-                <w:szCs w:val="16"/>
-              </w:rPr>
-              <w:t>W4</w:t>
+              <w:t>METRO PERFIL ESTD. MOD. M BLCO.</w:t>
+            </w:r>
+          </w:p>
+        </w:tc>
+        <w:tc>
+          <w:tcPr>
+            <w:tcW w:w="1400" w:type="dxa"/>
+            <w:tcBorders>
+              <w:top w:val="single" w:sz="4" w:space="0" w:color="CCCCCC"/>
+              <w:start w:val="single" w:sz="4" w:space="0" w:color="CCCCCC"/>
+              <w:bottom w:val="single" w:sz="4" w:space="0" w:color="CCCCCC"/>
+              <w:end w:val="single" w:sz="4" w:space="0" w:color="CCCCCC"/>
+            </w:tcBorders>
+          </w:tcPr>
+          <w:p>
+            <w:pPr>
+              <w:pStyle w:val="Normal"/>
+              <w:rPr/>
+            </w:pPr>
+            <w:r>
+              <w:rPr>
+                <w:b w:val="false"/>
+                <w:bCs w:val="false"/>
+                <w:color w:val="000000"/>
+                <w:sz w:val="16"/>
+                <w:szCs w:val="16"/>
+              </w:rPr>
+              <w:t>P3</w:t>
             </w:r>
           </w:p>
         </w:tc>
@@ -968,7 +958,7 @@
                 <w:sz w:val="16"/>
                 <w:szCs w:val="16"/>
               </w:rPr>
-              <w:t>F2</w:t>
+              <w:t>Y1</w:t>
             </w:r>
           </w:p>
         </w:tc>
@@ -998,7 +988,7 @@
                 <w:sz w:val="16"/>
                 <w:szCs w:val="16"/>
               </w:rPr>
-              <w:t>W11454741</w:t>
+              <w:t>953</w:t>
             </w:r>
           </w:p>
         </w:tc>
@@ -1025,34 +1015,34 @@
                 <w:sz w:val="16"/>
                 <w:szCs w:val="16"/>
               </w:rPr>
-              <w:t>TRANSMISION FLECHA LARGA WH. ORG. W11454741</w:t>
-            </w:r>
-          </w:p>
-        </w:tc>
-        <w:tc>
-          <w:tcPr>
-            <w:tcW w:w="1400" w:type="dxa"/>
-            <w:tcBorders>
-              <w:top w:val="single" w:sz="4" w:space="0" w:color="CCCCCC"/>
-              <w:start w:val="single" w:sz="4" w:space="0" w:color="CCCCCC"/>
-              <w:bottom w:val="single" w:sz="4" w:space="0" w:color="CCCCCC"/>
-              <w:end w:val="single" w:sz="4" w:space="0" w:color="CCCCCC"/>
-            </w:tcBorders>
-          </w:tcPr>
-          <w:p>
-            <w:pPr>
-              <w:pStyle w:val="Normal"/>
-              <w:rPr/>
-            </w:pPr>
-            <w:r>
-              <w:rPr>
-                <w:b w:val="false"/>
-                <w:bCs w:val="false"/>
-                <w:color w:val="000000"/>
-                <w:sz w:val="16"/>
-                <w:szCs w:val="16"/>
-              </w:rPr>
-              <w:t>Z</w:t>
+              <w:t>METRO PERFIL NEGRO ALA DE VAMPIRO</w:t>
+            </w:r>
+          </w:p>
+        </w:tc>
+        <w:tc>
+          <w:tcPr>
+            <w:tcW w:w="1400" w:type="dxa"/>
+            <w:tcBorders>
+              <w:top w:val="single" w:sz="4" w:space="0" w:color="CCCCCC"/>
+              <w:start w:val="single" w:sz="4" w:space="0" w:color="CCCCCC"/>
+              <w:bottom w:val="single" w:sz="4" w:space="0" w:color="CCCCCC"/>
+              <w:end w:val="single" w:sz="4" w:space="0" w:color="CCCCCC"/>
+            </w:tcBorders>
+          </w:tcPr>
+          <w:p>
+            <w:pPr>
+              <w:pStyle w:val="Normal"/>
+              <w:rPr/>
+            </w:pPr>
+            <w:r>
+              <w:rPr>
+                <w:b w:val="false"/>
+                <w:bCs w:val="false"/>
+                <w:color w:val="000000"/>
+                <w:sz w:val="16"/>
+                <w:szCs w:val="16"/>
+              </w:rPr>
+              <w:t>P3</w:t>
             </w:r>
           </w:p>
         </w:tc>
@@ -1079,7 +1069,7 @@
                 <w:sz w:val="16"/>
                 <w:szCs w:val="16"/>
               </w:rPr>
-              <w:t>F3</w:t>
+              <w:t>Z1</w:t>
             </w:r>
           </w:p>
         </w:tc>
@@ -1109,7 +1099,7 @@
                 <w:sz w:val="16"/>
                 <w:szCs w:val="16"/>
               </w:rPr>
-              <w:t>1763</w:t>
+              <w:t>1242</w:t>
             </w:r>
           </w:p>
         </w:tc>
@@ -1136,34 +1126,34 @@
                 <w:sz w:val="16"/>
                 <w:szCs w:val="16"/>
               </w:rPr>
-              <w:t>SWITCH PUERTA LG FRONTAL EBF49827801 GEN</w:t>
-            </w:r>
-          </w:p>
-        </w:tc>
-        <w:tc>
-          <w:tcPr>
-            <w:tcW w:w="1400" w:type="dxa"/>
-            <w:tcBorders>
-              <w:top w:val="single" w:sz="4" w:space="0" w:color="CCCCCC"/>
-              <w:start w:val="single" w:sz="4" w:space="0" w:color="CCCCCC"/>
-              <w:bottom w:val="single" w:sz="4" w:space="0" w:color="CCCCCC"/>
-              <w:end w:val="single" w:sz="4" w:space="0" w:color="CCCCCC"/>
-            </w:tcBorders>
-          </w:tcPr>
-          <w:p>
-            <w:pPr>
-              <w:pStyle w:val="Normal"/>
-              <w:rPr/>
-            </w:pPr>
-            <w:r>
-              <w:rPr>
-                <w:b w:val="false"/>
-                <w:bCs w:val="false"/>
-                <w:color w:val="000000"/>
-                <w:sz w:val="16"/>
-                <w:szCs w:val="16"/>
-              </w:rPr>
-              <w:t>L2</w:t>
+              <w:t>FOCO 20W MABE</w:t>
+            </w:r>
+          </w:p>
+        </w:tc>
+        <w:tc>
+          <w:tcPr>
+            <w:tcW w:w="1400" w:type="dxa"/>
+            <w:tcBorders>
+              <w:top w:val="single" w:sz="4" w:space="0" w:color="CCCCCC"/>
+              <w:start w:val="single" w:sz="4" w:space="0" w:color="CCCCCC"/>
+              <w:bottom w:val="single" w:sz="4" w:space="0" w:color="CCCCCC"/>
+              <w:end w:val="single" w:sz="4" w:space="0" w:color="CCCCCC"/>
+            </w:tcBorders>
+          </w:tcPr>
+          <w:p>
+            <w:pPr>
+              <w:pStyle w:val="Normal"/>
+              <w:rPr/>
+            </w:pPr>
+            <w:r>
+              <w:rPr>
+                <w:b w:val="false"/>
+                <w:bCs w:val="false"/>
+                <w:color w:val="000000"/>
+                <w:sz w:val="16"/>
+                <w:szCs w:val="16"/>
+              </w:rPr>
+              <w:t>Q1</w:t>
             </w:r>
           </w:p>
         </w:tc>
@@ -1190,7 +1180,7 @@
                 <w:sz w:val="16"/>
                 <w:szCs w:val="16"/>
               </w:rPr>
-              <w:t>U6</w:t>
+              <w:t>Z10</w:t>
             </w:r>
           </w:p>
         </w:tc>
@@ -1220,7 +1210,7 @@
                 <w:sz w:val="16"/>
                 <w:szCs w:val="16"/>
               </w:rPr>
-              <w:t>1764</w:t>
+              <w:t>7503026195567</w:t>
             </w:r>
           </w:p>
         </w:tc>
@@ -1247,34 +1237,34 @@
                 <w:sz w:val="16"/>
                 <w:szCs w:val="16"/>
               </w:rPr>
-              <w:t>PERILLA SEC MABE BLANCA/GRIS ORG 253C1252G004</w:t>
-            </w:r>
-          </w:p>
-        </w:tc>
-        <w:tc>
-          <w:tcPr>
-            <w:tcW w:w="1400" w:type="dxa"/>
-            <w:tcBorders>
-              <w:top w:val="single" w:sz="4" w:space="0" w:color="CCCCCC"/>
-              <w:start w:val="single" w:sz="4" w:space="0" w:color="CCCCCC"/>
-              <w:bottom w:val="single" w:sz="4" w:space="0" w:color="CCCCCC"/>
-              <w:end w:val="single" w:sz="4" w:space="0" w:color="CCCCCC"/>
-            </w:tcBorders>
-          </w:tcPr>
-          <w:p>
-            <w:pPr>
-              <w:pStyle w:val="Normal"/>
-              <w:rPr/>
-            </w:pPr>
-            <w:r>
-              <w:rPr>
-                <w:b w:val="false"/>
-                <w:bCs w:val="false"/>
-                <w:color w:val="000000"/>
-                <w:sz w:val="16"/>
-                <w:szCs w:val="16"/>
-              </w:rPr>
-              <w:t>Ñ1</w:t>
+              <w:t>RELOJ DE DESHIELO REF MB10HR GEN.</w:t>
+            </w:r>
+          </w:p>
+        </w:tc>
+        <w:tc>
+          <w:tcPr>
+            <w:tcW w:w="1400" w:type="dxa"/>
+            <w:tcBorders>
+              <w:top w:val="single" w:sz="4" w:space="0" w:color="CCCCCC"/>
+              <w:start w:val="single" w:sz="4" w:space="0" w:color="CCCCCC"/>
+              <w:bottom w:val="single" w:sz="4" w:space="0" w:color="CCCCCC"/>
+              <w:end w:val="single" w:sz="4" w:space="0" w:color="CCCCCC"/>
+            </w:tcBorders>
+          </w:tcPr>
+          <w:p>
+            <w:pPr>
+              <w:pStyle w:val="Normal"/>
+              <w:rPr/>
+            </w:pPr>
+            <w:r>
+              <w:rPr>
+                <w:b w:val="false"/>
+                <w:bCs w:val="false"/>
+                <w:color w:val="000000"/>
+                <w:sz w:val="16"/>
+                <w:szCs w:val="16"/>
+              </w:rPr>
+              <w:t>Q1</w:t>
             </w:r>
           </w:p>
         </w:tc>
@@ -1301,1117 +1291,7 @@
                 <w:sz w:val="16"/>
                 <w:szCs w:val="16"/>
               </w:rPr>
-              <w:t>V3</w:t>
-            </w:r>
-          </w:p>
-        </w:tc>
-      </w:tr>
-      <w:tr>
-        <w:trPr/>
-        <w:tc>
-          <w:tcPr>
-            <w:tcW w:w="1400" w:type="dxa"/>
-            <w:tcBorders>
-              <w:top w:val="single" w:sz="4" w:space="0" w:color="CCCCCC"/>
-              <w:start w:val="single" w:sz="4" w:space="0" w:color="CCCCCC"/>
-              <w:bottom w:val="single" w:sz="4" w:space="0" w:color="CCCCCC"/>
-              <w:end w:val="single" w:sz="4" w:space="0" w:color="CCCCCC"/>
-            </w:tcBorders>
-          </w:tcPr>
-          <w:p>
-            <w:pPr>
-              <w:pStyle w:val="Normal"/>
-              <w:rPr/>
-            </w:pPr>
-            <w:r>
-              <w:rPr>
-                <w:b w:val="false"/>
-                <w:bCs w:val="false"/>
-                <w:color w:val="000000"/>
-                <w:sz w:val="16"/>
-                <w:szCs w:val="16"/>
-              </w:rPr>
-              <w:t>1896</w:t>
-            </w:r>
-          </w:p>
-        </w:tc>
-        <w:tc>
-          <w:tcPr>
-            <w:tcW w:w="4200" w:type="dxa"/>
-            <w:tcBorders>
-              <w:top w:val="single" w:sz="4" w:space="0" w:color="CCCCCC"/>
-              <w:start w:val="single" w:sz="4" w:space="0" w:color="CCCCCC"/>
-              <w:bottom w:val="single" w:sz="4" w:space="0" w:color="CCCCCC"/>
-              <w:end w:val="single" w:sz="4" w:space="0" w:color="CCCCCC"/>
-            </w:tcBorders>
-          </w:tcPr>
-          <w:p>
-            <w:pPr>
-              <w:pStyle w:val="Normal"/>
-              <w:rPr/>
-            </w:pPr>
-            <w:r>
-              <w:rPr>
-                <w:b w:val="false"/>
-                <w:bCs w:val="false"/>
-                <w:color w:val="000000"/>
-                <w:sz w:val="16"/>
-                <w:szCs w:val="16"/>
-              </w:rPr>
-              <w:t>DESLIZADOR TAMBOR SEC. AMANA GEN. 37001298</w:t>
-            </w:r>
-          </w:p>
-        </w:tc>
-        <w:tc>
-          <w:tcPr>
-            <w:tcW w:w="1400" w:type="dxa"/>
-            <w:tcBorders>
-              <w:top w:val="single" w:sz="4" w:space="0" w:color="CCCCCC"/>
-              <w:start w:val="single" w:sz="4" w:space="0" w:color="CCCCCC"/>
-              <w:bottom w:val="single" w:sz="4" w:space="0" w:color="CCCCCC"/>
-              <w:end w:val="single" w:sz="4" w:space="0" w:color="CCCCCC"/>
-            </w:tcBorders>
-          </w:tcPr>
-          <w:p>
-            <w:pPr>
-              <w:pStyle w:val="Normal"/>
-              <w:rPr/>
-            </w:pPr>
-            <w:r>
-              <w:rPr>
-                <w:b w:val="false"/>
-                <w:bCs w:val="false"/>
-                <w:color w:val="000000"/>
-                <w:sz w:val="16"/>
-                <w:szCs w:val="16"/>
-              </w:rPr>
-              <w:t>Ñ1</w:t>
-            </w:r>
-          </w:p>
-        </w:tc>
-        <w:tc>
-          <w:tcPr>
-            <w:tcW w:w="1600" w:type="dxa"/>
-            <w:tcBorders>
-              <w:top w:val="single" w:sz="4" w:space="0" w:color="CCCCCC"/>
-              <w:start w:val="single" w:sz="4" w:space="0" w:color="CCCCCC"/>
-              <w:bottom w:val="single" w:sz="4" w:space="0" w:color="CCCCCC"/>
-              <w:end w:val="single" w:sz="4" w:space="0" w:color="CCCCCC"/>
-            </w:tcBorders>
-          </w:tcPr>
-          <w:p>
-            <w:pPr>
-              <w:pStyle w:val="Normal"/>
-              <w:rPr/>
-            </w:pPr>
-            <w:r>
-              <w:rPr>
-                <w:b/>
-                <w:bCs/>
-                <w:color w:val="000000"/>
-                <w:sz w:val="16"/>
-                <w:szCs w:val="16"/>
-              </w:rPr>
-              <w:t>Y1</w:t>
-            </w:r>
-          </w:p>
-        </w:tc>
-      </w:tr>
-      <w:tr>
-        <w:trPr/>
-        <w:tc>
-          <w:tcPr>
-            <w:tcW w:w="1400" w:type="dxa"/>
-            <w:tcBorders>
-              <w:top w:val="single" w:sz="4" w:space="0" w:color="CCCCCC"/>
-              <w:start w:val="single" w:sz="4" w:space="0" w:color="CCCCCC"/>
-              <w:bottom w:val="single" w:sz="4" w:space="0" w:color="CCCCCC"/>
-              <w:end w:val="single" w:sz="4" w:space="0" w:color="CCCCCC"/>
-            </w:tcBorders>
-          </w:tcPr>
-          <w:p>
-            <w:pPr>
-              <w:pStyle w:val="Normal"/>
-              <w:rPr/>
-            </w:pPr>
-            <w:r>
-              <w:rPr>
-                <w:b w:val="false"/>
-                <w:bCs w:val="false"/>
-                <w:color w:val="000000"/>
-                <w:sz w:val="16"/>
-                <w:szCs w:val="16"/>
-              </w:rPr>
-              <w:t>1131</w:t>
-            </w:r>
-          </w:p>
-        </w:tc>
-        <w:tc>
-          <w:tcPr>
-            <w:tcW w:w="4200" w:type="dxa"/>
-            <w:tcBorders>
-              <w:top w:val="single" w:sz="4" w:space="0" w:color="CCCCCC"/>
-              <w:start w:val="single" w:sz="4" w:space="0" w:color="CCCCCC"/>
-              <w:bottom w:val="single" w:sz="4" w:space="0" w:color="CCCCCC"/>
-              <w:end w:val="single" w:sz="4" w:space="0" w:color="CCCCCC"/>
-            </w:tcBorders>
-          </w:tcPr>
-          <w:p>
-            <w:pPr>
-              <w:pStyle w:val="Normal"/>
-              <w:rPr/>
-            </w:pPr>
-            <w:r>
-              <w:rPr>
-                <w:b w:val="false"/>
-                <w:bCs w:val="false"/>
-                <w:color w:val="000000"/>
-                <w:sz w:val="16"/>
-                <w:szCs w:val="16"/>
-              </w:rPr>
-              <w:t>SWITCH FOCO SEC. SAMSUNG ORG. DC64-00828B</w:t>
-            </w:r>
-          </w:p>
-        </w:tc>
-        <w:tc>
-          <w:tcPr>
-            <w:tcW w:w="1400" w:type="dxa"/>
-            <w:tcBorders>
-              <w:top w:val="single" w:sz="4" w:space="0" w:color="CCCCCC"/>
-              <w:start w:val="single" w:sz="4" w:space="0" w:color="CCCCCC"/>
-              <w:bottom w:val="single" w:sz="4" w:space="0" w:color="CCCCCC"/>
-              <w:end w:val="single" w:sz="4" w:space="0" w:color="CCCCCC"/>
-            </w:tcBorders>
-          </w:tcPr>
-          <w:p>
-            <w:pPr>
-              <w:pStyle w:val="Normal"/>
-              <w:rPr/>
-            </w:pPr>
-            <w:r>
-              <w:rPr>
-                <w:b w:val="false"/>
-                <w:bCs w:val="false"/>
-                <w:color w:val="000000"/>
-                <w:sz w:val="16"/>
-                <w:szCs w:val="16"/>
-              </w:rPr>
-              <w:t>Ñ2</w:t>
-            </w:r>
-          </w:p>
-        </w:tc>
-        <w:tc>
-          <w:tcPr>
-            <w:tcW w:w="1600" w:type="dxa"/>
-            <w:tcBorders>
-              <w:top w:val="single" w:sz="4" w:space="0" w:color="CCCCCC"/>
-              <w:start w:val="single" w:sz="4" w:space="0" w:color="CCCCCC"/>
-              <w:bottom w:val="single" w:sz="4" w:space="0" w:color="CCCCCC"/>
-              <w:end w:val="single" w:sz="4" w:space="0" w:color="CCCCCC"/>
-            </w:tcBorders>
-          </w:tcPr>
-          <w:p>
-            <w:pPr>
-              <w:pStyle w:val="Normal"/>
-              <w:rPr/>
-            </w:pPr>
-            <w:r>
-              <w:rPr>
-                <w:b/>
-                <w:bCs/>
-                <w:color w:val="000000"/>
-                <w:sz w:val="16"/>
-                <w:szCs w:val="16"/>
-              </w:rPr>
-              <w:t>Z1</w:t>
-            </w:r>
-          </w:p>
-        </w:tc>
-      </w:tr>
-      <w:tr>
-        <w:trPr/>
-        <w:tc>
-          <w:tcPr>
-            <w:tcW w:w="1400" w:type="dxa"/>
-            <w:tcBorders>
-              <w:top w:val="single" w:sz="4" w:space="0" w:color="CCCCCC"/>
-              <w:start w:val="single" w:sz="4" w:space="0" w:color="CCCCCC"/>
-              <w:bottom w:val="single" w:sz="4" w:space="0" w:color="CCCCCC"/>
-              <w:end w:val="single" w:sz="4" w:space="0" w:color="CCCCCC"/>
-            </w:tcBorders>
-          </w:tcPr>
-          <w:p>
-            <w:pPr>
-              <w:pStyle w:val="Normal"/>
-              <w:rPr/>
-            </w:pPr>
-            <w:r>
-              <w:rPr>
-                <w:b w:val="false"/>
-                <w:bCs w:val="false"/>
-                <w:color w:val="000000"/>
-                <w:sz w:val="16"/>
-                <w:szCs w:val="16"/>
-              </w:rPr>
-              <w:t>819</w:t>
-            </w:r>
-          </w:p>
-        </w:tc>
-        <w:tc>
-          <w:tcPr>
-            <w:tcW w:w="4200" w:type="dxa"/>
-            <w:tcBorders>
-              <w:top w:val="single" w:sz="4" w:space="0" w:color="CCCCCC"/>
-              <w:start w:val="single" w:sz="4" w:space="0" w:color="CCCCCC"/>
-              <w:bottom w:val="single" w:sz="4" w:space="0" w:color="CCCCCC"/>
-              <w:end w:val="single" w:sz="4" w:space="0" w:color="CCCCCC"/>
-            </w:tcBorders>
-          </w:tcPr>
-          <w:p>
-            <w:pPr>
-              <w:pStyle w:val="Normal"/>
-              <w:rPr/>
-            </w:pPr>
-            <w:r>
-              <w:rPr>
-                <w:b w:val="false"/>
-                <w:bCs w:val="false"/>
-                <w:color w:val="000000"/>
-                <w:sz w:val="16"/>
-                <w:szCs w:val="16"/>
-              </w:rPr>
-              <w:t>TERMOSTATO CALENTADOR DE AGUA 86° 110V</w:t>
-            </w:r>
-          </w:p>
-        </w:tc>
-        <w:tc>
-          <w:tcPr>
-            <w:tcW w:w="1400" w:type="dxa"/>
-            <w:tcBorders>
-              <w:top w:val="single" w:sz="4" w:space="0" w:color="CCCCCC"/>
-              <w:start w:val="single" w:sz="4" w:space="0" w:color="CCCCCC"/>
-              <w:bottom w:val="single" w:sz="4" w:space="0" w:color="CCCCCC"/>
-              <w:end w:val="single" w:sz="4" w:space="0" w:color="CCCCCC"/>
-            </w:tcBorders>
-          </w:tcPr>
-          <w:p>
-            <w:pPr>
-              <w:pStyle w:val="Normal"/>
-              <w:rPr/>
-            </w:pPr>
-            <w:r>
-              <w:rPr>
-                <w:b w:val="false"/>
-                <w:bCs w:val="false"/>
-                <w:color w:val="000000"/>
-                <w:sz w:val="16"/>
-                <w:szCs w:val="16"/>
-              </w:rPr>
-              <w:t>Ñ3</w:t>
-            </w:r>
-          </w:p>
-        </w:tc>
-        <w:tc>
-          <w:tcPr>
-            <w:tcW w:w="1600" w:type="dxa"/>
-            <w:tcBorders>
-              <w:top w:val="single" w:sz="4" w:space="0" w:color="CCCCCC"/>
-              <w:start w:val="single" w:sz="4" w:space="0" w:color="CCCCCC"/>
-              <w:bottom w:val="single" w:sz="4" w:space="0" w:color="CCCCCC"/>
-              <w:end w:val="single" w:sz="4" w:space="0" w:color="CCCCCC"/>
-            </w:tcBorders>
-          </w:tcPr>
-          <w:p>
-            <w:pPr>
-              <w:pStyle w:val="Normal"/>
-              <w:rPr/>
-            </w:pPr>
-            <w:r>
-              <w:rPr>
-                <w:b/>
-                <w:bCs/>
-                <w:color w:val="000000"/>
-                <w:sz w:val="16"/>
-                <w:szCs w:val="16"/>
-              </w:rPr>
-              <w:t>Z10</w:t>
-            </w:r>
-          </w:p>
-        </w:tc>
-      </w:tr>
-      <w:tr>
-        <w:trPr/>
-        <w:tc>
-          <w:tcPr>
-            <w:tcW w:w="1400" w:type="dxa"/>
-            <w:tcBorders>
-              <w:top w:val="single" w:sz="4" w:space="0" w:color="CCCCCC"/>
-              <w:start w:val="single" w:sz="4" w:space="0" w:color="CCCCCC"/>
-              <w:bottom w:val="single" w:sz="4" w:space="0" w:color="CCCCCC"/>
-              <w:end w:val="single" w:sz="4" w:space="0" w:color="CCCCCC"/>
-            </w:tcBorders>
-          </w:tcPr>
-          <w:p>
-            <w:pPr>
-              <w:pStyle w:val="Normal"/>
-              <w:rPr/>
-            </w:pPr>
-            <w:r>
-              <w:rPr>
-                <w:b w:val="false"/>
-                <w:bCs w:val="false"/>
-                <w:color w:val="000000"/>
-                <w:sz w:val="16"/>
-                <w:szCs w:val="16"/>
-              </w:rPr>
-              <w:t>1794</w:t>
-            </w:r>
-          </w:p>
-        </w:tc>
-        <w:tc>
-          <w:tcPr>
-            <w:tcW w:w="4200" w:type="dxa"/>
-            <w:tcBorders>
-              <w:top w:val="single" w:sz="4" w:space="0" w:color="CCCCCC"/>
-              <w:start w:val="single" w:sz="4" w:space="0" w:color="CCCCCC"/>
-              <w:bottom w:val="single" w:sz="4" w:space="0" w:color="CCCCCC"/>
-              <w:end w:val="single" w:sz="4" w:space="0" w:color="CCCCCC"/>
-            </w:tcBorders>
-          </w:tcPr>
-          <w:p>
-            <w:pPr>
-              <w:pStyle w:val="Normal"/>
-              <w:rPr/>
-            </w:pPr>
-            <w:r>
-              <w:rPr>
-                <w:b w:val="false"/>
-                <w:bCs w:val="false"/>
-                <w:color w:val="000000"/>
-                <w:sz w:val="16"/>
-                <w:szCs w:val="16"/>
-              </w:rPr>
-              <w:t>METRO PERFIL DOBLE NEGRO</w:t>
-            </w:r>
-          </w:p>
-        </w:tc>
-        <w:tc>
-          <w:tcPr>
-            <w:tcW w:w="1400" w:type="dxa"/>
-            <w:tcBorders>
-              <w:top w:val="single" w:sz="4" w:space="0" w:color="CCCCCC"/>
-              <w:start w:val="single" w:sz="4" w:space="0" w:color="CCCCCC"/>
-              <w:bottom w:val="single" w:sz="4" w:space="0" w:color="CCCCCC"/>
-              <w:end w:val="single" w:sz="4" w:space="0" w:color="CCCCCC"/>
-            </w:tcBorders>
-          </w:tcPr>
-          <w:p>
-            <w:pPr>
-              <w:pStyle w:val="Normal"/>
-              <w:rPr/>
-            </w:pPr>
-            <w:r>
-              <w:rPr>
-                <w:b w:val="false"/>
-                <w:bCs w:val="false"/>
-                <w:color w:val="000000"/>
-                <w:sz w:val="16"/>
-                <w:szCs w:val="16"/>
-              </w:rPr>
-              <w:t>P3</w:t>
-            </w:r>
-          </w:p>
-        </w:tc>
-        <w:tc>
-          <w:tcPr>
-            <w:tcW w:w="1600" w:type="dxa"/>
-            <w:tcBorders>
-              <w:top w:val="single" w:sz="4" w:space="0" w:color="CCCCCC"/>
-              <w:start w:val="single" w:sz="4" w:space="0" w:color="CCCCCC"/>
-              <w:bottom w:val="single" w:sz="4" w:space="0" w:color="CCCCCC"/>
-              <w:end w:val="single" w:sz="4" w:space="0" w:color="CCCCCC"/>
-            </w:tcBorders>
-          </w:tcPr>
-          <w:p>
-            <w:pPr>
-              <w:pStyle w:val="Normal"/>
-              <w:rPr/>
-            </w:pPr>
-            <w:r>
-              <w:rPr>
-                <w:b/>
-                <w:bCs/>
-                <w:color w:val="000000"/>
-                <w:sz w:val="16"/>
-                <w:szCs w:val="16"/>
-              </w:rPr>
               <w:t>V1</w:t>
-            </w:r>
-          </w:p>
-        </w:tc>
-      </w:tr>
-      <w:tr>
-        <w:trPr/>
-        <w:tc>
-          <w:tcPr>
-            <w:tcW w:w="1400" w:type="dxa"/>
-            <w:tcBorders>
-              <w:top w:val="single" w:sz="4" w:space="0" w:color="CCCCCC"/>
-              <w:start w:val="single" w:sz="4" w:space="0" w:color="CCCCCC"/>
-              <w:bottom w:val="single" w:sz="4" w:space="0" w:color="CCCCCC"/>
-              <w:end w:val="single" w:sz="4" w:space="0" w:color="CCCCCC"/>
-            </w:tcBorders>
-          </w:tcPr>
-          <w:p>
-            <w:pPr>
-              <w:pStyle w:val="Normal"/>
-              <w:rPr/>
-            </w:pPr>
-            <w:r>
-              <w:rPr>
-                <w:b w:val="false"/>
-                <w:bCs w:val="false"/>
-                <w:color w:val="000000"/>
-                <w:sz w:val="16"/>
-                <w:szCs w:val="16"/>
-              </w:rPr>
-              <w:t>2265</w:t>
-            </w:r>
-          </w:p>
-        </w:tc>
-        <w:tc>
-          <w:tcPr>
-            <w:tcW w:w="4200" w:type="dxa"/>
-            <w:tcBorders>
-              <w:top w:val="single" w:sz="4" w:space="0" w:color="CCCCCC"/>
-              <w:start w:val="single" w:sz="4" w:space="0" w:color="CCCCCC"/>
-              <w:bottom w:val="single" w:sz="4" w:space="0" w:color="CCCCCC"/>
-              <w:end w:val="single" w:sz="4" w:space="0" w:color="CCCCCC"/>
-            </w:tcBorders>
-          </w:tcPr>
-          <w:p>
-            <w:pPr>
-              <w:pStyle w:val="Normal"/>
-              <w:rPr/>
-            </w:pPr>
-            <w:r>
-              <w:rPr>
-                <w:b w:val="false"/>
-                <w:bCs w:val="false"/>
-                <w:color w:val="000000"/>
-                <w:sz w:val="16"/>
-                <w:szCs w:val="16"/>
-              </w:rPr>
-              <w:t>PERIL ARPON NEGRO CENTRAL</w:t>
-            </w:r>
-          </w:p>
-        </w:tc>
-        <w:tc>
-          <w:tcPr>
-            <w:tcW w:w="1400" w:type="dxa"/>
-            <w:tcBorders>
-              <w:top w:val="single" w:sz="4" w:space="0" w:color="CCCCCC"/>
-              <w:start w:val="single" w:sz="4" w:space="0" w:color="CCCCCC"/>
-              <w:bottom w:val="single" w:sz="4" w:space="0" w:color="CCCCCC"/>
-              <w:end w:val="single" w:sz="4" w:space="0" w:color="CCCCCC"/>
-            </w:tcBorders>
-          </w:tcPr>
-          <w:p>
-            <w:pPr>
-              <w:pStyle w:val="Normal"/>
-              <w:rPr/>
-            </w:pPr>
-            <w:r>
-              <w:rPr>
-                <w:b w:val="false"/>
-                <w:bCs w:val="false"/>
-                <w:color w:val="000000"/>
-                <w:sz w:val="16"/>
-                <w:szCs w:val="16"/>
-              </w:rPr>
-              <w:t>P3</w:t>
-            </w:r>
-          </w:p>
-        </w:tc>
-        <w:tc>
-          <w:tcPr>
-            <w:tcW w:w="1600" w:type="dxa"/>
-            <w:tcBorders>
-              <w:top w:val="single" w:sz="4" w:space="0" w:color="CCCCCC"/>
-              <w:start w:val="single" w:sz="4" w:space="0" w:color="CCCCCC"/>
-              <w:bottom w:val="single" w:sz="4" w:space="0" w:color="CCCCCC"/>
-              <w:end w:val="single" w:sz="4" w:space="0" w:color="CCCCCC"/>
-            </w:tcBorders>
-          </w:tcPr>
-          <w:p>
-            <w:pPr>
-              <w:pStyle w:val="Normal"/>
-              <w:rPr/>
-            </w:pPr>
-            <w:r>
-              <w:rPr>
-                <w:b/>
-                <w:bCs/>
-                <w:color w:val="000000"/>
-                <w:sz w:val="16"/>
-                <w:szCs w:val="16"/>
-              </w:rPr>
-              <w:t>V1</w:t>
-            </w:r>
-          </w:p>
-        </w:tc>
-      </w:tr>
-      <w:tr>
-        <w:trPr/>
-        <w:tc>
-          <w:tcPr>
-            <w:tcW w:w="1400" w:type="dxa"/>
-            <w:tcBorders>
-              <w:top w:val="single" w:sz="4" w:space="0" w:color="CCCCCC"/>
-              <w:start w:val="single" w:sz="4" w:space="0" w:color="CCCCCC"/>
-              <w:bottom w:val="single" w:sz="4" w:space="0" w:color="CCCCCC"/>
-              <w:end w:val="single" w:sz="4" w:space="0" w:color="CCCCCC"/>
-            </w:tcBorders>
-          </w:tcPr>
-          <w:p>
-            <w:pPr>
-              <w:pStyle w:val="Normal"/>
-              <w:rPr/>
-            </w:pPr>
-            <w:r>
-              <w:rPr>
-                <w:b w:val="false"/>
-                <w:bCs w:val="false"/>
-                <w:color w:val="000000"/>
-                <w:sz w:val="16"/>
-                <w:szCs w:val="16"/>
-              </w:rPr>
-              <w:t>95</w:t>
-            </w:r>
-          </w:p>
-        </w:tc>
-        <w:tc>
-          <w:tcPr>
-            <w:tcW w:w="4200" w:type="dxa"/>
-            <w:tcBorders>
-              <w:top w:val="single" w:sz="4" w:space="0" w:color="CCCCCC"/>
-              <w:start w:val="single" w:sz="4" w:space="0" w:color="CCCCCC"/>
-              <w:bottom w:val="single" w:sz="4" w:space="0" w:color="CCCCCC"/>
-              <w:end w:val="single" w:sz="4" w:space="0" w:color="CCCCCC"/>
-            </w:tcBorders>
-          </w:tcPr>
-          <w:p>
-            <w:pPr>
-              <w:pStyle w:val="Normal"/>
-              <w:rPr/>
-            </w:pPr>
-            <w:r>
-              <w:rPr>
-                <w:b w:val="false"/>
-                <w:bCs w:val="false"/>
-                <w:color w:val="000000"/>
-                <w:sz w:val="16"/>
-                <w:szCs w:val="16"/>
-              </w:rPr>
-              <w:t>METRO PERFIL ESTD. MOD. M BLCO.</w:t>
-            </w:r>
-          </w:p>
-        </w:tc>
-        <w:tc>
-          <w:tcPr>
-            <w:tcW w:w="1400" w:type="dxa"/>
-            <w:tcBorders>
-              <w:top w:val="single" w:sz="4" w:space="0" w:color="CCCCCC"/>
-              <w:start w:val="single" w:sz="4" w:space="0" w:color="CCCCCC"/>
-              <w:bottom w:val="single" w:sz="4" w:space="0" w:color="CCCCCC"/>
-              <w:end w:val="single" w:sz="4" w:space="0" w:color="CCCCCC"/>
-            </w:tcBorders>
-          </w:tcPr>
-          <w:p>
-            <w:pPr>
-              <w:pStyle w:val="Normal"/>
-              <w:rPr/>
-            </w:pPr>
-            <w:r>
-              <w:rPr>
-                <w:b w:val="false"/>
-                <w:bCs w:val="false"/>
-                <w:color w:val="000000"/>
-                <w:sz w:val="16"/>
-                <w:szCs w:val="16"/>
-              </w:rPr>
-              <w:t>P3</w:t>
-            </w:r>
-          </w:p>
-        </w:tc>
-        <w:tc>
-          <w:tcPr>
-            <w:tcW w:w="1600" w:type="dxa"/>
-            <w:tcBorders>
-              <w:top w:val="single" w:sz="4" w:space="0" w:color="CCCCCC"/>
-              <w:start w:val="single" w:sz="4" w:space="0" w:color="CCCCCC"/>
-              <w:bottom w:val="single" w:sz="4" w:space="0" w:color="CCCCCC"/>
-              <w:end w:val="single" w:sz="4" w:space="0" w:color="CCCCCC"/>
-            </w:tcBorders>
-          </w:tcPr>
-          <w:p>
-            <w:pPr>
-              <w:pStyle w:val="Normal"/>
-              <w:rPr/>
-            </w:pPr>
-            <w:r>
-              <w:rPr>
-                <w:b/>
-                <w:bCs/>
-                <w:color w:val="000000"/>
-                <w:sz w:val="16"/>
-                <w:szCs w:val="16"/>
-              </w:rPr>
-              <w:t>V1</w:t>
-            </w:r>
-          </w:p>
-        </w:tc>
-      </w:tr>
-      <w:tr>
-        <w:trPr/>
-        <w:tc>
-          <w:tcPr>
-            <w:tcW w:w="1400" w:type="dxa"/>
-            <w:tcBorders>
-              <w:top w:val="single" w:sz="4" w:space="0" w:color="CCCCCC"/>
-              <w:start w:val="single" w:sz="4" w:space="0" w:color="CCCCCC"/>
-              <w:bottom w:val="single" w:sz="4" w:space="0" w:color="CCCCCC"/>
-              <w:end w:val="single" w:sz="4" w:space="0" w:color="CCCCCC"/>
-            </w:tcBorders>
-          </w:tcPr>
-          <w:p>
-            <w:pPr>
-              <w:pStyle w:val="Normal"/>
-              <w:rPr/>
-            </w:pPr>
-            <w:r>
-              <w:rPr>
-                <w:b w:val="false"/>
-                <w:bCs w:val="false"/>
-                <w:color w:val="000000"/>
-                <w:sz w:val="16"/>
-                <w:szCs w:val="16"/>
-              </w:rPr>
-              <w:t>953</w:t>
-            </w:r>
-          </w:p>
-        </w:tc>
-        <w:tc>
-          <w:tcPr>
-            <w:tcW w:w="4200" w:type="dxa"/>
-            <w:tcBorders>
-              <w:top w:val="single" w:sz="4" w:space="0" w:color="CCCCCC"/>
-              <w:start w:val="single" w:sz="4" w:space="0" w:color="CCCCCC"/>
-              <w:bottom w:val="single" w:sz="4" w:space="0" w:color="CCCCCC"/>
-              <w:end w:val="single" w:sz="4" w:space="0" w:color="CCCCCC"/>
-            </w:tcBorders>
-          </w:tcPr>
-          <w:p>
-            <w:pPr>
-              <w:pStyle w:val="Normal"/>
-              <w:rPr/>
-            </w:pPr>
-            <w:r>
-              <w:rPr>
-                <w:b w:val="false"/>
-                <w:bCs w:val="false"/>
-                <w:color w:val="000000"/>
-                <w:sz w:val="16"/>
-                <w:szCs w:val="16"/>
-              </w:rPr>
-              <w:t>METRO PERFIL NEGRO ALA DE VAMPIRO</w:t>
-            </w:r>
-          </w:p>
-        </w:tc>
-        <w:tc>
-          <w:tcPr>
-            <w:tcW w:w="1400" w:type="dxa"/>
-            <w:tcBorders>
-              <w:top w:val="single" w:sz="4" w:space="0" w:color="CCCCCC"/>
-              <w:start w:val="single" w:sz="4" w:space="0" w:color="CCCCCC"/>
-              <w:bottom w:val="single" w:sz="4" w:space="0" w:color="CCCCCC"/>
-              <w:end w:val="single" w:sz="4" w:space="0" w:color="CCCCCC"/>
-            </w:tcBorders>
-          </w:tcPr>
-          <w:p>
-            <w:pPr>
-              <w:pStyle w:val="Normal"/>
-              <w:rPr/>
-            </w:pPr>
-            <w:r>
-              <w:rPr>
-                <w:b w:val="false"/>
-                <w:bCs w:val="false"/>
-                <w:color w:val="000000"/>
-                <w:sz w:val="16"/>
-                <w:szCs w:val="16"/>
-              </w:rPr>
-              <w:t>P3</w:t>
-            </w:r>
-          </w:p>
-        </w:tc>
-        <w:tc>
-          <w:tcPr>
-            <w:tcW w:w="1600" w:type="dxa"/>
-            <w:tcBorders>
-              <w:top w:val="single" w:sz="4" w:space="0" w:color="CCCCCC"/>
-              <w:start w:val="single" w:sz="4" w:space="0" w:color="CCCCCC"/>
-              <w:bottom w:val="single" w:sz="4" w:space="0" w:color="CCCCCC"/>
-              <w:end w:val="single" w:sz="4" w:space="0" w:color="CCCCCC"/>
-            </w:tcBorders>
-          </w:tcPr>
-          <w:p>
-            <w:pPr>
-              <w:pStyle w:val="Normal"/>
-              <w:rPr/>
-            </w:pPr>
-            <w:r>
-              <w:rPr>
-                <w:b/>
-                <w:bCs/>
-                <w:color w:val="000000"/>
-                <w:sz w:val="16"/>
-                <w:szCs w:val="16"/>
-              </w:rPr>
-              <w:t>V1</w:t>
-            </w:r>
-          </w:p>
-        </w:tc>
-      </w:tr>
-      <w:tr>
-        <w:trPr/>
-        <w:tc>
-          <w:tcPr>
-            <w:tcW w:w="1400" w:type="dxa"/>
-            <w:tcBorders>
-              <w:top w:val="single" w:sz="4" w:space="0" w:color="CCCCCC"/>
-              <w:start w:val="single" w:sz="4" w:space="0" w:color="CCCCCC"/>
-              <w:bottom w:val="single" w:sz="4" w:space="0" w:color="CCCCCC"/>
-              <w:end w:val="single" w:sz="4" w:space="0" w:color="CCCCCC"/>
-            </w:tcBorders>
-          </w:tcPr>
-          <w:p>
-            <w:pPr>
-              <w:pStyle w:val="Normal"/>
-              <w:rPr/>
-            </w:pPr>
-            <w:r>
-              <w:rPr>
-                <w:b w:val="false"/>
-                <w:bCs w:val="false"/>
-                <w:color w:val="000000"/>
-                <w:sz w:val="16"/>
-                <w:szCs w:val="16"/>
-              </w:rPr>
-              <w:t>1242</w:t>
-            </w:r>
-          </w:p>
-        </w:tc>
-        <w:tc>
-          <w:tcPr>
-            <w:tcW w:w="4200" w:type="dxa"/>
-            <w:tcBorders>
-              <w:top w:val="single" w:sz="4" w:space="0" w:color="CCCCCC"/>
-              <w:start w:val="single" w:sz="4" w:space="0" w:color="CCCCCC"/>
-              <w:bottom w:val="single" w:sz="4" w:space="0" w:color="CCCCCC"/>
-              <w:end w:val="single" w:sz="4" w:space="0" w:color="CCCCCC"/>
-            </w:tcBorders>
-          </w:tcPr>
-          <w:p>
-            <w:pPr>
-              <w:pStyle w:val="Normal"/>
-              <w:rPr/>
-            </w:pPr>
-            <w:r>
-              <w:rPr>
-                <w:b w:val="false"/>
-                <w:bCs w:val="false"/>
-                <w:color w:val="000000"/>
-                <w:sz w:val="16"/>
-                <w:szCs w:val="16"/>
-              </w:rPr>
-              <w:t>FOCO 20W MABE</w:t>
-            </w:r>
-          </w:p>
-        </w:tc>
-        <w:tc>
-          <w:tcPr>
-            <w:tcW w:w="1400" w:type="dxa"/>
-            <w:tcBorders>
-              <w:top w:val="single" w:sz="4" w:space="0" w:color="CCCCCC"/>
-              <w:start w:val="single" w:sz="4" w:space="0" w:color="CCCCCC"/>
-              <w:bottom w:val="single" w:sz="4" w:space="0" w:color="CCCCCC"/>
-              <w:end w:val="single" w:sz="4" w:space="0" w:color="CCCCCC"/>
-            </w:tcBorders>
-          </w:tcPr>
-          <w:p>
-            <w:pPr>
-              <w:pStyle w:val="Normal"/>
-              <w:rPr/>
-            </w:pPr>
-            <w:r>
-              <w:rPr>
-                <w:b w:val="false"/>
-                <w:bCs w:val="false"/>
-                <w:color w:val="000000"/>
-                <w:sz w:val="16"/>
-                <w:szCs w:val="16"/>
-              </w:rPr>
-              <w:t>Q1</w:t>
-            </w:r>
-          </w:p>
-        </w:tc>
-        <w:tc>
-          <w:tcPr>
-            <w:tcW w:w="1600" w:type="dxa"/>
-            <w:tcBorders>
-              <w:top w:val="single" w:sz="4" w:space="0" w:color="CCCCCC"/>
-              <w:start w:val="single" w:sz="4" w:space="0" w:color="CCCCCC"/>
-              <w:bottom w:val="single" w:sz="4" w:space="0" w:color="CCCCCC"/>
-              <w:end w:val="single" w:sz="4" w:space="0" w:color="CCCCCC"/>
-            </w:tcBorders>
-          </w:tcPr>
-          <w:p>
-            <w:pPr>
-              <w:pStyle w:val="Normal"/>
-              <w:rPr/>
-            </w:pPr>
-            <w:r>
-              <w:rPr>
-                <w:b/>
-                <w:bCs/>
-                <w:color w:val="000000"/>
-                <w:sz w:val="16"/>
-                <w:szCs w:val="16"/>
-              </w:rPr>
-              <w:t>V1</w:t>
-            </w:r>
-          </w:p>
-        </w:tc>
-      </w:tr>
-      <w:tr>
-        <w:trPr/>
-        <w:tc>
-          <w:tcPr>
-            <w:tcW w:w="1400" w:type="dxa"/>
-            <w:tcBorders>
-              <w:top w:val="single" w:sz="4" w:space="0" w:color="CCCCCC"/>
-              <w:start w:val="single" w:sz="4" w:space="0" w:color="CCCCCC"/>
-              <w:bottom w:val="single" w:sz="4" w:space="0" w:color="CCCCCC"/>
-              <w:end w:val="single" w:sz="4" w:space="0" w:color="CCCCCC"/>
-            </w:tcBorders>
-          </w:tcPr>
-          <w:p>
-            <w:pPr>
-              <w:pStyle w:val="Normal"/>
-              <w:rPr/>
-            </w:pPr>
-            <w:r>
-              <w:rPr>
-                <w:b w:val="false"/>
-                <w:bCs w:val="false"/>
-                <w:color w:val="000000"/>
-                <w:sz w:val="16"/>
-                <w:szCs w:val="16"/>
-              </w:rPr>
-              <w:t>7503026195567</w:t>
-            </w:r>
-          </w:p>
-        </w:tc>
-        <w:tc>
-          <w:tcPr>
-            <w:tcW w:w="4200" w:type="dxa"/>
-            <w:tcBorders>
-              <w:top w:val="single" w:sz="4" w:space="0" w:color="CCCCCC"/>
-              <w:start w:val="single" w:sz="4" w:space="0" w:color="CCCCCC"/>
-              <w:bottom w:val="single" w:sz="4" w:space="0" w:color="CCCCCC"/>
-              <w:end w:val="single" w:sz="4" w:space="0" w:color="CCCCCC"/>
-            </w:tcBorders>
-          </w:tcPr>
-          <w:p>
-            <w:pPr>
-              <w:pStyle w:val="Normal"/>
-              <w:rPr/>
-            </w:pPr>
-            <w:r>
-              <w:rPr>
-                <w:b w:val="false"/>
-                <w:bCs w:val="false"/>
-                <w:color w:val="000000"/>
-                <w:sz w:val="16"/>
-                <w:szCs w:val="16"/>
-              </w:rPr>
-              <w:t>RELOJ DE DESHIELO REF MB10HR GEN.</w:t>
-            </w:r>
-          </w:p>
-        </w:tc>
-        <w:tc>
-          <w:tcPr>
-            <w:tcW w:w="1400" w:type="dxa"/>
-            <w:tcBorders>
-              <w:top w:val="single" w:sz="4" w:space="0" w:color="CCCCCC"/>
-              <w:start w:val="single" w:sz="4" w:space="0" w:color="CCCCCC"/>
-              <w:bottom w:val="single" w:sz="4" w:space="0" w:color="CCCCCC"/>
-              <w:end w:val="single" w:sz="4" w:space="0" w:color="CCCCCC"/>
-            </w:tcBorders>
-          </w:tcPr>
-          <w:p>
-            <w:pPr>
-              <w:pStyle w:val="Normal"/>
-              <w:rPr/>
-            </w:pPr>
-            <w:r>
-              <w:rPr>
-                <w:b w:val="false"/>
-                <w:bCs w:val="false"/>
-                <w:color w:val="000000"/>
-                <w:sz w:val="16"/>
-                <w:szCs w:val="16"/>
-              </w:rPr>
-              <w:t>Q1</w:t>
-            </w:r>
-          </w:p>
-        </w:tc>
-        <w:tc>
-          <w:tcPr>
-            <w:tcW w:w="1600" w:type="dxa"/>
-            <w:tcBorders>
-              <w:top w:val="single" w:sz="4" w:space="0" w:color="CCCCCC"/>
-              <w:start w:val="single" w:sz="4" w:space="0" w:color="CCCCCC"/>
-              <w:bottom w:val="single" w:sz="4" w:space="0" w:color="CCCCCC"/>
-              <w:end w:val="single" w:sz="4" w:space="0" w:color="CCCCCC"/>
-            </w:tcBorders>
-          </w:tcPr>
-          <w:p>
-            <w:pPr>
-              <w:pStyle w:val="Normal"/>
-              <w:rPr/>
-            </w:pPr>
-            <w:r>
-              <w:rPr>
-                <w:b/>
-                <w:bCs/>
-                <w:color w:val="000000"/>
-                <w:sz w:val="16"/>
-                <w:szCs w:val="16"/>
-              </w:rPr>
-              <w:t>V1</w:t>
-            </w:r>
-          </w:p>
-        </w:tc>
-      </w:tr>
-      <w:tr>
-        <w:trPr/>
-        <w:tc>
-          <w:tcPr>
-            <w:tcW w:w="1400" w:type="dxa"/>
-            <w:tcBorders>
-              <w:top w:val="single" w:sz="4" w:space="0" w:color="CCCCCC"/>
-              <w:start w:val="single" w:sz="4" w:space="0" w:color="CCCCCC"/>
-              <w:bottom w:val="single" w:sz="4" w:space="0" w:color="CCCCCC"/>
-              <w:end w:val="single" w:sz="4" w:space="0" w:color="CCCCCC"/>
-            </w:tcBorders>
-          </w:tcPr>
-          <w:p>
-            <w:pPr>
-              <w:pStyle w:val="Normal"/>
-              <w:rPr/>
-            </w:pPr>
-            <w:r>
-              <w:rPr>
-                <w:b w:val="false"/>
-                <w:bCs w:val="false"/>
-                <w:color w:val="000000"/>
-                <w:sz w:val="16"/>
-                <w:szCs w:val="16"/>
-              </w:rPr>
-              <w:t>799</w:t>
-            </w:r>
-          </w:p>
-        </w:tc>
-        <w:tc>
-          <w:tcPr>
-            <w:tcW w:w="4200" w:type="dxa"/>
-            <w:tcBorders>
-              <w:top w:val="single" w:sz="4" w:space="0" w:color="CCCCCC"/>
-              <w:start w:val="single" w:sz="4" w:space="0" w:color="CCCCCC"/>
-              <w:bottom w:val="single" w:sz="4" w:space="0" w:color="CCCCCC"/>
-              <w:end w:val="single" w:sz="4" w:space="0" w:color="CCCCCC"/>
-            </w:tcBorders>
-          </w:tcPr>
-          <w:p>
-            <w:pPr>
-              <w:pStyle w:val="Normal"/>
-              <w:rPr/>
-            </w:pPr>
-            <w:r>
-              <w:rPr>
-                <w:b w:val="false"/>
-                <w:bCs w:val="false"/>
-                <w:color w:val="000000"/>
-                <w:sz w:val="16"/>
-                <w:szCs w:val="16"/>
-              </w:rPr>
-              <w:t>PERILLA TARJETACONT. MBK BCA/CROM.</w:t>
-            </w:r>
-          </w:p>
-        </w:tc>
-        <w:tc>
-          <w:tcPr>
-            <w:tcW w:w="1400" w:type="dxa"/>
-            <w:tcBorders>
-              <w:top w:val="single" w:sz="4" w:space="0" w:color="CCCCCC"/>
-              <w:start w:val="single" w:sz="4" w:space="0" w:color="CCCCCC"/>
-              <w:bottom w:val="single" w:sz="4" w:space="0" w:color="CCCCCC"/>
-              <w:end w:val="single" w:sz="4" w:space="0" w:color="CCCCCC"/>
-            </w:tcBorders>
-          </w:tcPr>
-          <w:p>
-            <w:pPr>
-              <w:pStyle w:val="Normal"/>
-              <w:rPr/>
-            </w:pPr>
-            <w:r>
-              <w:rPr>
-                <w:b w:val="false"/>
-                <w:bCs w:val="false"/>
-                <w:color w:val="000000"/>
-                <w:sz w:val="16"/>
-                <w:szCs w:val="16"/>
-              </w:rPr>
-              <w:t>A1</w:t>
-            </w:r>
-          </w:p>
-        </w:tc>
-        <w:tc>
-          <w:tcPr>
-            <w:tcW w:w="1600" w:type="dxa"/>
-            <w:tcBorders>
-              <w:top w:val="single" w:sz="4" w:space="0" w:color="CCCCCC"/>
-              <w:start w:val="single" w:sz="4" w:space="0" w:color="CCCCCC"/>
-              <w:bottom w:val="single" w:sz="4" w:space="0" w:color="CCCCCC"/>
-              <w:end w:val="single" w:sz="4" w:space="0" w:color="CCCCCC"/>
-            </w:tcBorders>
-          </w:tcPr>
-          <w:p>
-            <w:pPr>
-              <w:pStyle w:val="Normal"/>
-              <w:rPr/>
-            </w:pPr>
-            <w:r>
-              <w:rPr>
-                <w:b/>
-                <w:bCs/>
-                <w:color w:val="000000"/>
-                <w:sz w:val="16"/>
-                <w:szCs w:val="16"/>
-              </w:rPr>
-              <w:t>Ñ5</w:t>
             </w:r>
           </w:p>
         </w:tc>
@@ -2419,16 +1299,8 @@
     </w:tbl>
     <w:p>
       <w:pPr>
-        <w:pStyle w:val="Normal"/>
-        <w:rPr/>
-      </w:pPr>
-      <w:r>
-        <w:rPr/>
-      </w:r>
-    </w:p>
-    <w:p>
-      <w:pPr>
-        <w:pStyle w:val="Normal"/>
+        <w:pStyle w:val="Heading2"/>
+        <w:spacing w:before="400" w:after="120"/>
         <w:rPr/>
       </w:pPr>
       <w:r>
